--- a/giudmunna/Documentazione sito 15 Maggio .docx
+++ b/giudmunna/Documentazione sito 15 Maggio .docx
@@ -2072,12 +2072,12 @@
           <wp:inline distB="114300" distT="114300" distL="114300" distR="114300">
             <wp:extent cx="5943600" cy="3822700"/>
             <wp:effectExtent b="0" l="0" r="0" t="0"/>
-            <wp:docPr id="1" name="image1.png"/>
+            <wp:docPr id="1" name="image2.png"/>
             <a:graphic>
               <a:graphicData uri="http://schemas.openxmlformats.org/drawingml/2006/picture">
                 <pic:pic>
                   <pic:nvPicPr>
-                    <pic:cNvPr id="0" name="image1.png"/>
+                    <pic:cNvPr id="0" name="image2.png"/>
                     <pic:cNvPicPr preferRelativeResize="0"/>
                   </pic:nvPicPr>
                   <pic:blipFill>
@@ -3968,19 +3968,19 @@
         </w:rPr>
         <w:drawing>
           <wp:inline distB="114300" distT="114300" distL="114300" distR="114300">
-            <wp:extent cx="4762500" cy="2647950"/>
+            <wp:extent cx="5943600" cy="3860800"/>
             <wp:effectExtent b="0" l="0" r="0" t="0"/>
-            <wp:docPr id="2" name="image2.png"/>
+            <wp:docPr id="2" name="image1.png"/>
             <a:graphic>
               <a:graphicData uri="http://schemas.openxmlformats.org/drawingml/2006/picture">
                 <pic:pic>
                   <pic:nvPicPr>
-                    <pic:cNvPr id="0" name="image2.png"/>
+                    <pic:cNvPr id="0" name="image1.png"/>
                     <pic:cNvPicPr preferRelativeResize="0"/>
                   </pic:nvPicPr>
                   <pic:blipFill>
                     <a:blip r:embed="rId7"/>
-                    <a:srcRect b="5003" l="19071" r="801" t="23890"/>
+                    <a:srcRect b="0" l="0" r="0" t="0"/>
                     <a:stretch>
                       <a:fillRect/>
                     </a:stretch>
@@ -3988,7 +3988,7 @@
                   <pic:spPr>
                     <a:xfrm>
                       <a:off x="0" y="0"/>
-                      <a:ext cx="4762500" cy="2647950"/>
+                      <a:ext cx="5943600" cy="3860800"/>
                     </a:xfrm>
                     <a:prstGeom prst="rect"/>
                     <a:ln/>
@@ -13020,6 +13020,45 @@
           <w:rtl w:val="0"/>
         </w:rPr>
         <w:t xml:space="preserve">      VALUES (?, ?, ?, ?)</w:t>
+      </w:r>
+      <w:r>
+        <w:br w:type="page"/>
+      </w:r>
+      <w:r>
+        <w:rPr>
+          <w:rtl w:val="0"/>
+        </w:rPr>
+      </w:r>
+    </w:p>
+    <w:p>
+      <w:pPr>
+        <w:ind w:firstLine="720"/>
+        <w:rPr>
+          <w:rFonts w:ascii="Calibri" w:cs="Calibri" w:eastAsia="Calibri" w:hAnsi="Calibri"/>
+        </w:rPr>
+      </w:pPr>
+      <w:r>
+        <w:rPr>
+          <w:rFonts w:ascii="Calibri" w:cs="Calibri" w:eastAsia="Calibri" w:hAnsi="Calibri"/>
+          <w:rtl w:val="0"/>
+        </w:rPr>
+        <w:t xml:space="preserve">Link al codice : </w:t>
+      </w:r>
+      <w:hyperlink r:id="rId8">
+        <w:r>
+          <w:rPr>
+            <w:rFonts w:ascii="Calibri" w:cs="Calibri" w:eastAsia="Calibri" w:hAnsi="Calibri"/>
+            <w:color w:val="1155cc"/>
+            <w:u w:val="single"/>
+            <w:rtl w:val="0"/>
+          </w:rPr>
+          <w:t xml:space="preserve">https://github.com/giudmunna/sito15Maggio.git</w:t>
+        </w:r>
+      </w:hyperlink>
+      <w:r>
+        <w:rPr>
+          <w:rtl w:val="0"/>
+        </w:rPr>
       </w:r>
     </w:p>
     <w:sectPr>
